--- a/tests/OfficeAgent.Tests/Corpus/v1.0.0/native/inputs/w-removeimage.docx
+++ b/tests/OfficeAgent.Tests/Corpus/v1.0.0/native/inputs/w-removeimage.docx
@@ -28,7 +28,7 @@
                     <pic:cNvPicPr/>
                   </pic:nvPicPr>
                   <pic:blipFill>
-                    <a:blip xmlns:r="http://schemas.openxmlformats.org/officeDocument/2006/relationships" r:embed="R32bc8de914914370" cstate="print"/>
+                    <a:blip xmlns:r="http://schemas.openxmlformats.org/officeDocument/2006/relationships" r:embed="R04611a5e83fa4686" cstate="print"/>
                     <a:stretch>
                       <a:fillRect/>
                     </a:stretch>

--- a/tests/OfficeAgent.Tests/Corpus/v1.0.0/native/inputs/w-removeimage.docx
+++ b/tests/OfficeAgent.Tests/Corpus/v1.0.0/native/inputs/w-removeimage.docx
@@ -28,7 +28,7 @@
                     <pic:cNvPicPr/>
                   </pic:nvPicPr>
                   <pic:blipFill>
-                    <a:blip xmlns:r="http://schemas.openxmlformats.org/officeDocument/2006/relationships" r:embed="R04611a5e83fa4686" cstate="print"/>
+                    <a:blip xmlns:r="http://schemas.openxmlformats.org/officeDocument/2006/relationships" r:embed="R4d7b6c85130b4b2f" cstate="print"/>
                     <a:stretch>
                       <a:fillRect/>
                     </a:stretch>

--- a/tests/OfficeAgent.Tests/Corpus/v1.0.0/native/inputs/w-removeimage.docx
+++ b/tests/OfficeAgent.Tests/Corpus/v1.0.0/native/inputs/w-removeimage.docx
@@ -28,7 +28,7 @@
                     <pic:cNvPicPr/>
                   </pic:nvPicPr>
                   <pic:blipFill>
-                    <a:blip xmlns:r="http://schemas.openxmlformats.org/officeDocument/2006/relationships" r:embed="R4d7b6c85130b4b2f" cstate="print"/>
+                    <a:blip xmlns:r="http://schemas.openxmlformats.org/officeDocument/2006/relationships" r:embed="R9c6cea122dde4f03" cstate="print"/>
                     <a:stretch>
                       <a:fillRect/>
                     </a:stretch>

--- a/tests/OfficeAgent.Tests/Corpus/v1.0.0/native/inputs/w-removeimage.docx
+++ b/tests/OfficeAgent.Tests/Corpus/v1.0.0/native/inputs/w-removeimage.docx
@@ -28,7 +28,7 @@
                     <pic:cNvPicPr/>
                   </pic:nvPicPr>
                   <pic:blipFill>
-                    <a:blip xmlns:r="http://schemas.openxmlformats.org/officeDocument/2006/relationships" r:embed="R9c6cea122dde4f03" cstate="print"/>
+                    <a:blip xmlns:r="http://schemas.openxmlformats.org/officeDocument/2006/relationships" r:embed="R5f43b6748152403e" cstate="print"/>
                     <a:stretch>
                       <a:fillRect/>
                     </a:stretch>

--- a/tests/OfficeAgent.Tests/Corpus/v1.0.0/native/inputs/w-removeimage.docx
+++ b/tests/OfficeAgent.Tests/Corpus/v1.0.0/native/inputs/w-removeimage.docx
@@ -28,7 +28,7 @@
                     <pic:cNvPicPr/>
                   </pic:nvPicPr>
                   <pic:blipFill>
-                    <a:blip xmlns:r="http://schemas.openxmlformats.org/officeDocument/2006/relationships" r:embed="R5f43b6748152403e" cstate="print"/>
+                    <a:blip xmlns:r="http://schemas.openxmlformats.org/officeDocument/2006/relationships" r:embed="R3ed2aa7361b940b1" cstate="print"/>
                     <a:stretch>
                       <a:fillRect/>
                     </a:stretch>
